--- a/PP-salygos/templates/DPSK_LT_SALYGOS.docx
+++ b/PP-salygos/templates/DPSK_LT_SALYGOS.docx
@@ -48,7 +48,7 @@
           <w:rFonts w:ascii="Arial" w:hAnsi="Arial" w:cs="Arial"/>
           <w:b/>
         </w:rPr>
-        <w:t>/ĮMONĖS PAVADINIMAS/</w:t>
+        <w:t>ĮMONĖS PAVADINIMAS</w:t>
       </w:r>
     </w:p>
     <w:p>
@@ -2154,7 +2154,8 @@
           <w:rFonts w:ascii="Arial" w:hAnsi="Arial" w:cs="Arial"/>
         </w:rPr>
         <w:sectPr>
-          <w:headerReference w:type="default" r:id="rId8"/>
+          <w:headerReference w:type="default" r:id="rId7"/>
+          <w:footerReference w:type="default" r:id="rId8"/>
           <w:pgSz w:w="11900" w:h="16838"/>
           <w:pgMar w:top="1352" w:right="846" w:bottom="89" w:left="1140" w:header="0" w:footer="0" w:gutter="0"/>
           <w:cols w:space="720"/>
@@ -2712,7 +2713,7 @@
         <w:rPr>
           <w:rFonts w:ascii="Arial" w:hAnsi="Arial" w:cs="Arial"/>
         </w:rPr>
-        <w:t>/ĮMONĖS PAVADINIMAS/</w:t>
+        <w:t>ĮMONĖS PAVADINIMAS</w:t>
       </w:r>
       <w:r>
         <w:rPr>
@@ -2806,7 +2807,6 @@
           <w:tag w:val="goog_rdk_32"/>
           <w:id w:val="1696503743"/>
         </w:sdtPr>
-        <w:sdtEndPr/>
         <w:sdtContent/>
       </w:sdt>
     </w:p>
@@ -3185,7 +3185,6 @@
           <w:tag w:val="goog_rdk_35"/>
           <w:id w:val="-1069499890"/>
         </w:sdtPr>
-        <w:sdtEndPr/>
         <w:sdtContent/>
       </w:sdt>
       <w:r>
@@ -3284,7 +3283,7 @@
         <w:rPr>
           <w:rFonts w:ascii="Arial" w:hAnsi="Arial" w:cs="Arial"/>
         </w:rPr>
-        <w:t>/ĮMONĖS PAVADINIMAS/</w:t>
+        <w:t>ĮMONĖS PAVADINIMAS</w:t>
       </w:r>
       <w:r>
         <w:rPr>
@@ -3795,7 +3794,6 @@
           <w:tag w:val="goog_rdk_37"/>
           <w:id w:val="333032004"/>
         </w:sdtPr>
-        <w:sdtEndPr/>
         <w:sdtContent/>
       </w:sdt>
       <w:r>
@@ -4011,7 +4009,7 @@
         <w:rPr>
           <w:rFonts w:ascii="Arial" w:hAnsi="Arial" w:cs="Arial"/>
         </w:rPr>
-        <w:t>/ĮMONĖS PAVADINIMAS/</w:t>
+        <w:t>ĮMONĖS PAVADINIMAS</w:t>
       </w:r>
       <w:r>
         <w:rPr>
@@ -6289,7 +6287,6 @@
           <w:tag w:val="goog_rdk_61"/>
           <w:id w:val="978570843"/>
         </w:sdtPr>
-        <w:sdtEndPr/>
         <w:sdtContent>
           <w:r>
             <w:rPr>
@@ -6592,7 +6589,6 @@
           <w:tag w:val="goog_rdk_62"/>
           <w:id w:val="-1451236982"/>
         </w:sdtPr>
-        <w:sdtEndPr/>
         <w:sdtContent>
           <w:r>
             <w:rPr>
@@ -6989,6 +6985,7 @@
         <w:rPr>
           <w:rFonts w:ascii="Arial" w:hAnsi="Arial" w:cs="Arial"/>
         </w:rPr>
+        <w:lastRenderedPageBreak/>
         <w:t>4</w:t>
       </w:r>
       <w:r>
@@ -7073,14 +7070,7 @@
         <w:rPr>
           <w:rFonts w:ascii="Arial" w:hAnsi="Arial" w:cs="Arial"/>
         </w:rPr>
-        <w:t xml:space="preserve">paraiškų pateikimo termino nukėlimą taip </w:t>
-      </w:r>
-      <w:r>
-        <w:rPr>
-          <w:rFonts w:ascii="Arial" w:hAnsi="Arial" w:cs="Arial"/>
-        </w:rPr>
-        <w:lastRenderedPageBreak/>
-        <w:t>pat paskelbiami CVP IS</w:t>
+        <w:t>paraiškų pateikimo termino nukėlimą taip pat paskelbiami CVP IS</w:t>
       </w:r>
       <w:r>
         <w:rPr>
@@ -7461,7 +7451,6 @@
           <w:tag w:val="goog_rdk_69"/>
           <w:id w:val="-960339062"/>
         </w:sdtPr>
-        <w:sdtEndPr/>
         <w:sdtContent/>
       </w:sdt>
       <w:sdt>
@@ -7473,7 +7462,6 @@
           <w:tag w:val="goog_rdk_70"/>
           <w:id w:val="-205251532"/>
         </w:sdtPr>
-        <w:sdtEndPr/>
         <w:sdtContent/>
       </w:sdt>
       <w:r>
@@ -7687,7 +7675,6 @@
           <w:tag w:val="goog_rdk_72"/>
           <w:id w:val="909963220"/>
         </w:sdtPr>
-        <w:sdtEndPr/>
         <w:sdtContent/>
       </w:sdt>
       <w:r>
@@ -7795,7 +7782,6 @@
           <w:tag w:val="goog_rdk_76"/>
           <w:id w:val="-2036958308"/>
         </w:sdtPr>
-        <w:sdtEndPr/>
         <w:sdtContent/>
       </w:sdt>
       <w:r>
@@ -8242,7 +8228,6 @@
           <w:tag w:val="goog_rdk_77"/>
           <w:id w:val="-167558100"/>
         </w:sdtPr>
-        <w:sdtEndPr/>
         <w:sdtContent/>
       </w:sdt>
       <w:r>
@@ -8867,6 +8852,7 @@
         <w:rPr>
           <w:rFonts w:ascii="Arial" w:hAnsi="Arial" w:cs="Arial"/>
         </w:rPr>
+        <w:lastRenderedPageBreak/>
         <w:t>5</w:t>
       </w:r>
       <w:r>
@@ -8901,7 +8887,6 @@
         <w:rPr>
           <w:rFonts w:ascii="Arial" w:hAnsi="Arial" w:cs="Arial"/>
         </w:rPr>
-        <w:lastRenderedPageBreak/>
         <w:t>5</w:t>
       </w:r>
       <w:r>
@@ -9127,7 +9112,6 @@
           <w:tag w:val="goog_rdk_87"/>
           <w:id w:val="1328715031"/>
         </w:sdtPr>
-        <w:sdtEndPr/>
         <w:sdtContent/>
       </w:sdt>
       <w:r>
@@ -9609,7 +9593,6 @@
           <w:tag w:val="goog_rdk_91"/>
           <w:id w:val="1200824686"/>
         </w:sdtPr>
-        <w:sdtEndPr/>
         <w:sdtContent/>
       </w:sdt>
       <w:r>
@@ -9774,7 +9757,6 @@
           <w:tag w:val="goog_rdk_93"/>
           <w:id w:val="1461448644"/>
         </w:sdtPr>
-        <w:sdtEndPr/>
         <w:sdtContent/>
       </w:sdt>
       <w:r>
@@ -9791,7 +9773,6 @@
           <w:tag w:val="goog_rdk_94"/>
           <w:id w:val="-121693614"/>
         </w:sdtPr>
-        <w:sdtEndPr/>
         <w:sdtContent/>
       </w:sdt>
       <w:r>
@@ -10146,6 +10127,7 @@
           <w:rFonts w:ascii="Arial" w:hAnsi="Arial" w:cs="Arial"/>
           <w:color w:val="000000"/>
         </w:rPr>
+        <w:lastRenderedPageBreak/>
         <w:t xml:space="preserve">Perkančiojo subjekto </w:t>
       </w:r>
       <w:r>
@@ -10264,7 +10246,6 @@
           <w:rFonts w:ascii="Arial" w:hAnsi="Arial" w:cs="Arial"/>
           <w:color w:val="000000"/>
         </w:rPr>
-        <w:lastRenderedPageBreak/>
         <w:tab/>
       </w:r>
       <w:r>
@@ -10393,7 +10374,19 @@
         <w:rPr>
           <w:rFonts w:ascii="Arial" w:hAnsi="Arial" w:cs="Arial"/>
         </w:rPr>
-        <w:t>1-7</w:t>
+        <w:t xml:space="preserve">1 lentelės </w:t>
+      </w:r>
+      <w:r>
+        <w:rPr>
+          <w:rFonts w:ascii="Arial" w:hAnsi="Arial" w:cs="Arial"/>
+        </w:rPr>
+        <w:t>1-</w:t>
+      </w:r>
+      <w:r>
+        <w:rPr>
+          <w:rFonts w:ascii="Arial" w:hAnsi="Arial" w:cs="Arial"/>
+        </w:rPr>
+        <w:t>12</w:t>
       </w:r>
       <w:r>
         <w:rPr>
@@ -10534,7 +10527,19 @@
         <w:rPr>
           <w:rFonts w:ascii="Arial" w:hAnsi="Arial" w:cs="Arial"/>
         </w:rPr>
-        <w:t xml:space="preserve"> priedo </w:t>
+        <w:t xml:space="preserve"> priedo</w:t>
+      </w:r>
+      <w:r>
+        <w:rPr>
+          <w:rFonts w:ascii="Arial" w:hAnsi="Arial" w:cs="Arial"/>
+        </w:rPr>
+        <w:t xml:space="preserve"> 1 lentelės</w:t>
+      </w:r>
+      <w:r>
+        <w:rPr>
+          <w:rFonts w:ascii="Arial" w:hAnsi="Arial" w:cs="Arial"/>
+        </w:rPr>
+        <w:t xml:space="preserve"> </w:t>
       </w:r>
       <w:r>
         <w:rPr>
@@ -10546,7 +10551,7 @@
         <w:rPr>
           <w:rFonts w:ascii="Arial" w:hAnsi="Arial" w:cs="Arial"/>
         </w:rPr>
-        <w:t>8</w:t>
+        <w:t>12</w:t>
       </w:r>
       <w:r>
         <w:rPr>
@@ -10911,7 +10916,6 @@
           <w:tag w:val="goog_rdk_95"/>
           <w:id w:val="-1708559028"/>
         </w:sdtPr>
-        <w:sdtEndPr/>
         <w:sdtContent/>
       </w:sdt>
       <w:r>
@@ -11250,7 +11254,14 @@
         <w:rPr>
           <w:rFonts w:ascii="Arial" w:hAnsi="Arial" w:cs="Arial"/>
         </w:rPr>
-        <w:t>1 priede keliamų klausimų, jie gali būti pakeisti priesaikos deklaracija ar oficialia tiekėjo deklaracija, jeigu šalyje nenaudojama priesaikos deklaracija. Oficiali deklaracija turi būti patvirtinta valstybės narės ar tiekėjo kilmės šalies arba šalies, kurioje jis registruotas, kompetentingos teisinės ar administracinės institucijos, notaro arba kompetentingos profesinės ar prekybos organizacijos.</w:t>
+        <w:t xml:space="preserve">1 priede keliamų klausimų, jie gali būti pakeisti priesaikos deklaracija ar oficialia </w:t>
+      </w:r>
+      <w:r>
+        <w:rPr>
+          <w:rFonts w:ascii="Arial" w:hAnsi="Arial" w:cs="Arial"/>
+        </w:rPr>
+        <w:lastRenderedPageBreak/>
+        <w:t>tiekėjo deklaracija, jeigu šalyje nenaudojama priesaikos deklaracija. Oficiali deklaracija turi būti patvirtinta valstybės narės ar tiekėjo kilmės šalies arba šalies, kurioje jis registruotas, kompetentingos teisinės ar administracinės institucijos, notaro arba kompetentingos profesinės ar prekybos organizacijos.</w:t>
       </w:r>
     </w:p>
     <w:p>
@@ -11306,14 +11317,7 @@
         <w:rPr>
           <w:rFonts w:ascii="Arial" w:hAnsi="Arial" w:cs="Arial"/>
         </w:rPr>
-        <w:t xml:space="preserve"> tvarkos aprašu, patvirtintu Lietuvos Respublikos Vyriausybės 2006 m. spalio 30 d. nutarimu Nr. 1079, ir 1961 m. spalio 5 d. Hagos konvencija dėl užsienio valstybėse išduotų dokumentų legalizavimo panaikinimo, išskyrus atvejus, kai pagal </w:t>
-      </w:r>
-      <w:r>
-        <w:rPr>
-          <w:rFonts w:ascii="Arial" w:hAnsi="Arial" w:cs="Arial"/>
-        </w:rPr>
-        <w:lastRenderedPageBreak/>
-        <w:t>Lietuvos Respublikos tarptautines sutartis ar Europos Sąjungos teisės aktus dokumentas yra atleistas nuo legalizavimo ir (ar) tvirtinimo žymos (</w:t>
+        <w:t xml:space="preserve"> tvarkos aprašu, patvirtintu Lietuvos Respublikos Vyriausybės 2006 m. spalio 30 d. nutarimu Nr. 1079, ir 1961 m. spalio 5 d. Hagos konvencija dėl užsienio valstybėse išduotų dokumentų legalizavimo panaikinimo, išskyrus atvejus, kai pagal Lietuvos Respublikos tarptautines sutartis ar Europos Sąjungos teisės aktus dokumentas yra atleistas nuo legalizavimo ir (ar) tvirtinimo žymos (</w:t>
       </w:r>
       <w:r>
         <w:rPr>
@@ -12235,7 +12239,14 @@
         <w:rPr>
           <w:rFonts w:ascii="Arial" w:hAnsi="Arial" w:cs="Arial"/>
         </w:rPr>
-        <w:t>10.8. Pirkimo vykdytojas turi teisę reikalauti, kad užsienio valstybės tiekėjo valstybėje išduoti dokumentai būtų legalizuoti vadovaujantis Dokumentų legalizavimo ir tvirtinimo pažyma (Apostille) tvarkos aprašu, patvirtintu Lietuvos Respublikos Vyriausybės 2006 m. spalio 30 d. nutarimu Nr. 1079, ir 1961 m. spalio 5 d. Hagos konvencija dėl užsienio valstybėse išduotų dokumentų legalizavimo panaikinimo, išskyrus atvejus, kai pagal Lietuvos Respublikos tarptautines sutartis ar Europos Sąjungos teisės aktus dokumentas yra atleistas nuo legalizavimo ir (ar) tvirtinimo žymos (Apostille).</w:t>
+        <w:t xml:space="preserve">10.8. Pirkimo vykdytojas turi teisę reikalauti, kad užsienio valstybės tiekėjo valstybėje išduoti dokumentai būtų legalizuoti vadovaujantis Dokumentų legalizavimo ir tvirtinimo pažyma (Apostille) tvarkos aprašu, patvirtintu Lietuvos Respublikos Vyriausybės 2006 m. spalio 30 d. nutarimu Nr. 1079, ir 1961 m. spalio 5 d. Hagos konvencija dėl užsienio valstybėse išduotų dokumentų legalizavimo panaikinimo, išskyrus atvejus, kai pagal Lietuvos Respublikos tarptautines sutartis ar Europos Sąjungos teisės aktus dokumentas yra atleistas nuo legalizavimo ir </w:t>
+      </w:r>
+      <w:r>
+        <w:rPr>
+          <w:rFonts w:ascii="Arial" w:hAnsi="Arial" w:cs="Arial"/>
+        </w:rPr>
+        <w:lastRenderedPageBreak/>
+        <w:t>(ar) tvirtinimo žymos (Apostille).</w:t>
       </w:r>
     </w:p>
     <w:p>
@@ -12307,14 +12318,7 @@
         <w:rPr>
           <w:rFonts w:ascii="Arial" w:hAnsi="Arial" w:cs="Arial"/>
         </w:rPr>
-        <w:t xml:space="preserve">10.9.2. oficialia tiekėjo deklaracija, jeigu šalyje nenaudojama priesaikos deklaracija. Oficiali tiekėjo </w:t>
-      </w:r>
-      <w:r>
-        <w:rPr>
-          <w:rFonts w:ascii="Arial" w:hAnsi="Arial" w:cs="Arial"/>
-        </w:rPr>
-        <w:lastRenderedPageBreak/>
-        <w:t>deklaracija turi būti patvirtinta valstybės narės ar tiekėjo kilmės šalies arba šalies, kurioje jis registruotas, kompetentingos teisinės ar administracinės institucijos, notaro arba kompetentingos profesinės ar prekybos organizacijos.</w:t>
+        <w:t>10.9.2. oficialia tiekėjo deklaracija, jeigu šalyje nenaudojama priesaikos deklaracija. Oficiali tiekėjo deklaracija turi būti patvirtinta valstybės narės ar tiekėjo kilmės šalies arba šalies, kurioje jis registruotas, kompetentingos teisinės ar administracinės institucijos, notaro arba kompetentingos profesinės ar prekybos organizacijos.</w:t>
       </w:r>
     </w:p>
     <w:p>
@@ -13254,6 +13258,7 @@
         <w:rPr>
           <w:rFonts w:ascii="Arial" w:eastAsia="Arial" w:hAnsi="Arial" w:cs="Arial"/>
         </w:rPr>
+        <w:lastRenderedPageBreak/>
         <w:t>1</w:t>
       </w:r>
       <w:r>
@@ -13395,7 +13400,6 @@
           <w:sz w:val="20"/>
           <w:szCs w:val="20"/>
         </w:rPr>
-        <w:lastRenderedPageBreak/>
         <w:t>1</w:t>
       </w:r>
       <w:r>
@@ -15034,7 +15038,7 @@
                 <w:color w:val="000000"/>
                 <w:sz w:val="20"/>
               </w:rPr>
-              <w:t xml:space="preserve">, Lietuvos Respublikos viešųjų pirkimų, atliekamų gynybos ir saugumo srityje, įstatymo, PĮ ar Lietuvos Respublikos koncesijų įstatymo nustatyta tvarka, metu nuslėpė informaciją ar pateikė šiame punkte nurodytą melagingą </w:t>
+              <w:t xml:space="preserve">, Lietuvos Respublikos viešųjų pirkimų, atliekamų gynybos ir saugumo srityje, įstatymo, PĮ ar Lietuvos Respublikos koncesijų įstatymo nustatyta tvarka, metu nuslėpė informaciją ar </w:t>
             </w:r>
             <w:r>
               <w:rPr>
@@ -15043,7 +15047,7 @@
                 <w:sz w:val="20"/>
               </w:rPr>
               <w:lastRenderedPageBreak/>
-              <w:t xml:space="preserve">informaciją arba Tiekėjas dėl pateiktos melagingos informacijos negalėjo pateikti patvirtinančių dokumentų, reikalaujamų pagal </w:t>
+              <w:t xml:space="preserve">pateikė šiame punkte nurodytą melagingą informaciją arba Tiekėjas dėl pateiktos melagingos informacijos negalėjo pateikti patvirtinančių dokumentų, reikalaujamų pagal </w:t>
             </w:r>
             <w:r>
               <w:rPr>
@@ -15509,7 +15513,15 @@
                 <w:rFonts w:ascii="Arial" w:hAnsi="Arial" w:cs="Arial"/>
                 <w:color w:val="000000"/>
               </w:rPr>
-              <w:t>Tiekėjas yra padaręs rimtą profesinį pažeidimą, dėl kurio Perkantysis subjektas abejoja Tiekėjo sąžiningumu, kai jis yra padaręs finansinės atskaitomybės ir audito teisės aktų pažeidimą ir nuo jo padarymo dienos praėjo mažiau kaip vieni metai.</w:t>
+              <w:t xml:space="preserve">Tiekėjas yra padaręs rimtą profesinį pažeidimą, dėl kurio Perkantysis subjektas abejoja Tiekėjo sąžiningumu, kai jis yra padaręs finansinės atskaitomybės ir audito teisės aktų pažeidimą ir </w:t>
+            </w:r>
+            <w:r>
+              <w:rPr>
+                <w:rFonts w:ascii="Arial" w:hAnsi="Arial" w:cs="Arial"/>
+                <w:color w:val="000000"/>
+              </w:rPr>
+              <w:lastRenderedPageBreak/>
+              <w:t>nuo jo padarymo dienos praėjo mažiau kaip vieni metai.</w:t>
             </w:r>
           </w:p>
         </w:tc>
@@ -15531,6 +15543,7 @@
                 <w:rFonts w:ascii="Arial" w:hAnsi="Arial" w:cs="Arial"/>
                 <w:color w:val="000000"/>
               </w:rPr>
+              <w:lastRenderedPageBreak/>
               <w:t>Iš Lietuvoje įsteigtų subjektų kitų dokumentų pagal šį punktą nebus reikalaujama.</w:t>
             </w:r>
           </w:p>
@@ -15558,7 +15571,7 @@
                 <w:rFonts w:ascii="Arial" w:hAnsi="Arial" w:cs="Arial"/>
                 <w:color w:val="000000"/>
               </w:rPr>
-              <w:t xml:space="preserve">Iš ne Lietuvoje įsteigtų subjektų bus reikalaujama tokios rūšies pažymų ir tokių dokumentinių įrodymų formų, apie kuriuos pateikta informacija </w:t>
+              <w:t xml:space="preserve">Iš ne Lietuvoje įsteigtų subjektų bus reikalaujama tokios rūšies pažymų ir tokių dokumentinių </w:t>
             </w:r>
             <w:r>
               <w:rPr>
@@ -15566,7 +15579,7 @@
                 <w:color w:val="000000"/>
               </w:rPr>
               <w:lastRenderedPageBreak/>
-              <w:t>Europos Komisijos informacinėje dokumentų saugykloje „e-Certis“ adresu:</w:t>
+              <w:t>įrodymų formų, apie kuriuos pateikta informacija Europos Komisijos informacinėje dokumentų saugykloje „e-Certis“ adresu:</w:t>
             </w:r>
           </w:p>
           <w:p>
@@ -16150,7 +16163,18 @@
                 <w:szCs w:val="20"/>
                 <w:lang w:eastAsia="en-US"/>
               </w:rPr>
-              <w:t>8) kitos valstybės tiekėjo atliktą nusikaltimą, apibrėžtą Direktyvos 2014/24/ES 57 straipsnio 1 dalyje išvardytus Europos Sąjungos teisės aktus įgyvendinančiuose kitų valstybių teisės aktuose.</w:t>
+              <w:t xml:space="preserve">8) kitos valstybės tiekėjo atliktą nusikaltimą, apibrėžtą Direktyvos 2014/24/ES 57 straipsnio 1 </w:t>
+            </w:r>
+            <w:r>
+              <w:rPr>
+                <w:rFonts w:ascii="Arial" w:hAnsi="Arial" w:cs="Arial"/>
+                <w:bCs/>
+                <w:sz w:val="20"/>
+                <w:szCs w:val="20"/>
+                <w:lang w:eastAsia="en-US"/>
+              </w:rPr>
+              <w:lastRenderedPageBreak/>
+              <w:t>dalyje išvardytus Europos Sąjungos teisės aktus įgyvendinančiuose kitų valstybių teisės aktuose.</w:t>
             </w:r>
           </w:p>
           <w:p>
@@ -16190,7 +16214,6 @@
                 <w:szCs w:val="20"/>
                 <w:lang w:eastAsia="en-US"/>
               </w:rPr>
-              <w:lastRenderedPageBreak/>
               <w:t>Laikoma, kad tiekėjas arba jo atsakingas asmuo nuteistas už aukščiau nurodytą nusikalstamą veiką, kai dėl:</w:t>
             </w:r>
           </w:p>
@@ -16691,6 +16714,112 @@
                 <w:color w:val="000000"/>
               </w:rPr>
             </w:pPr>
+          </w:p>
+        </w:tc>
+      </w:tr>
+      <w:tr>
+        <w:tc>
+          <w:tcPr>
+            <w:tcW w:w="505" w:type="pct"/>
+          </w:tcPr>
+          <w:p>
+            <w:pPr>
+              <w:numPr>
+                <w:ilvl w:val="0"/>
+                <w:numId w:val="6"/>
+              </w:numPr>
+              <w:tabs>
+                <w:tab w:val="left" w:pos="567"/>
+              </w:tabs>
+              <w:spacing w:before="60" w:after="60"/>
+              <w:contextualSpacing/>
+              <w:jc w:val="both"/>
+              <w:rPr>
+                <w:rFonts w:ascii="Arial" w:hAnsi="Arial" w:cs="Arial"/>
+                <w:bCs/>
+                <w:iCs/>
+              </w:rPr>
+            </w:pPr>
+          </w:p>
+        </w:tc>
+        <w:tc>
+          <w:tcPr>
+            <w:tcW w:w="2247" w:type="pct"/>
+          </w:tcPr>
+          <w:p>
+            <w:pPr>
+              <w:jc w:val="both"/>
+              <w:rPr>
+                <w:rFonts w:ascii="Arial" w:hAnsi="Arial" w:cs="Arial"/>
+                <w:color w:val="000000"/>
+              </w:rPr>
+            </w:pPr>
+            <w:r>
+              <w:rPr>
+                <w:rFonts w:ascii="Arial" w:hAnsi="Arial" w:cs="Arial"/>
+                <w:color w:val="000000"/>
+              </w:rPr>
+              <w:t>Tiekėjas yra įsteigtas arba dalyvauja pirkime vietoj kito asmens, siekiant išvengti VPĮ 46 straipsnio 4 ir 6 dalyse nurodytų pašalinimo pagrindų taikymo.</w:t>
+            </w:r>
+          </w:p>
+        </w:tc>
+        <w:tc>
+          <w:tcPr>
+            <w:tcW w:w="2247" w:type="pct"/>
+          </w:tcPr>
+          <w:p>
+            <w:pPr>
+              <w:ind w:left="34"/>
+              <w:jc w:val="both"/>
+              <w:rPr>
+                <w:rFonts w:ascii="Arial" w:hAnsi="Arial" w:cs="Arial"/>
+              </w:rPr>
+            </w:pPr>
+            <w:r>
+              <w:rPr>
+                <w:rFonts w:ascii="Arial" w:hAnsi="Arial" w:cs="Arial"/>
+              </w:rPr>
+              <w:t>Iš Lietuvoje įsteigtų subjektų įrodančių dokumentų nereikalaujama, užtenka pateikto EBVPD.</w:t>
+            </w:r>
+          </w:p>
+          <w:p>
+            <w:pPr>
+              <w:ind w:left="34"/>
+              <w:jc w:val="both"/>
+              <w:rPr>
+                <w:rFonts w:ascii="Arial" w:hAnsi="Arial" w:cs="Arial"/>
+              </w:rPr>
+            </w:pPr>
+          </w:p>
+          <w:p>
+            <w:pPr>
+              <w:ind w:left="34"/>
+              <w:jc w:val="both"/>
+              <w:rPr>
+                <w:rFonts w:ascii="Arial" w:hAnsi="Arial" w:cs="Arial"/>
+              </w:rPr>
+            </w:pPr>
+            <w:r>
+              <w:rPr>
+                <w:rFonts w:ascii="Arial" w:hAnsi="Arial" w:cs="Arial"/>
+              </w:rPr>
+              <w:t xml:space="preserve">Iš ne Lietuvoje įsteigtų subjektų bus reikalaujama tokios rūšies pažymų ir tokių dokumentinių įrodymų formų, apie kuriuos pateikta informacija Europos Komisijos informacinėje dokumentų saugykloje </w:t>
+            </w:r>
+          </w:p>
+          <w:p>
+            <w:pPr>
+              <w:ind w:left="34"/>
+              <w:jc w:val="both"/>
+              <w:rPr>
+                <w:rFonts w:ascii="Arial" w:hAnsi="Arial" w:cs="Arial"/>
+              </w:rPr>
+            </w:pPr>
+            <w:r>
+              <w:rPr>
+                <w:rFonts w:ascii="Arial" w:hAnsi="Arial" w:cs="Arial"/>
+              </w:rPr>
+              <w:t>„e-Certis“ adresu:  https://ec.europa.eu/tools/ecertis/.</w:t>
+            </w:r>
           </w:p>
         </w:tc>
       </w:tr>
@@ -17889,20 +18018,14 @@
         <w:rPr>
           <w:rFonts w:ascii="Arial" w:hAnsi="Arial" w:cs="Arial"/>
         </w:rPr>
+        <w:lastRenderedPageBreak/>
         <w:t xml:space="preserve">3.5. </w:t>
       </w:r>
       <w:r>
         <w:rPr>
           <w:rFonts w:ascii="Arial" w:hAnsi="Arial" w:cs="Arial"/>
         </w:rPr>
-        <w:t xml:space="preserve">Tiekėjui, Tiekėjų grupės nariui arba Ūkio subjektui, kurio pajėgumais remiamasi, nedraudžiama remtis sutartimi, kurią jie vykdė ne vieni, bet kartu su kitais ūkio subjektais, tačiau tokiu atveju bus vertinami tik to Tiekėjo, Tiekėjų </w:t>
-      </w:r>
-      <w:r>
-        <w:rPr>
-          <w:rFonts w:ascii="Arial" w:hAnsi="Arial" w:cs="Arial"/>
-        </w:rPr>
-        <w:lastRenderedPageBreak/>
-        <w:t>grupės nario arba Ūkio subjekto, kurio pajėgumais remiamasi, atlikti darbai, suteiktos paslaugos, pristatytos prekės bei jų apimtis ir vertė, o ne visas vykdytos sutarties objektas.</w:t>
+        <w:t>Tiekėjui, Tiekėjų grupės nariui arba Ūkio subjektui, kurio pajėgumais remiamasi, nedraudžiama remtis sutartimi, kurią jie vykdė ne vieni, bet kartu su kitais ūkio subjektais, tačiau tokiu atveju bus vertinami tik to Tiekėjo, Tiekėjų grupės nario arba Ūkio subjekto, kurio pajėgumais remiamasi, atlikti darbai, suteiktos paslaugos, pristatytos prekės bei jų apimtis ir vertė, o ne visas vykdytos sutarties objektas.</w:t>
       </w:r>
     </w:p>
     <w:p>
@@ -18861,7 +18984,7 @@
           <w:rFonts w:ascii="Arial" w:hAnsi="Arial" w:cs="Arial"/>
           <w:b/>
         </w:rPr>
-        <w:t>/ĮMONĖS PAVADINIMAS/</w:t>
+        <w:t>ĮMONĖS PAVADINIMAS</w:t>
       </w:r>
     </w:p>
     <w:p>
@@ -25208,7 +25331,7 @@
         <w:rPr>
           <w:rFonts w:ascii="Arial" w:hAnsi="Arial" w:cs="Arial"/>
         </w:rPr>
-        <w:t>/ĮMONĖS PAVADINIMAS/</w:t>
+        <w:t>ĮMONĖS PAVADINIMAS</w:t>
       </w:r>
       <w:r>
         <w:rPr>
@@ -25708,7 +25831,7 @@
         <w:rPr>
           <w:rFonts w:ascii="Arial" w:hAnsi="Arial" w:cs="Arial"/>
         </w:rPr>
-        <w:t>/ĮMONĖS PAVADINIMAS/</w:t>
+        <w:t>ĮMONĖS PAVADINIMAS</w:t>
       </w:r>
       <w:r>
         <w:rPr>
@@ -26206,7 +26329,39 @@
 <w:ftr xmlns:wpc="http://schemas.microsoft.com/office/word/2010/wordprocessingCanvas" xmlns:cx="http://schemas.microsoft.com/office/drawing/2014/chartex" xmlns:cx1="http://schemas.microsoft.com/office/drawing/2015/9/8/chartex" xmlns:cx2="http://schemas.microsoft.com/office/drawing/2015/10/21/chartex" xmlns:cx3="http://schemas.microsoft.com/office/drawing/2016/5/9/chartex" xmlns:cx4="http://schemas.microsoft.com/office/drawing/2016/5/10/chartex" xmlns:cx5="http://schemas.microsoft.com/office/drawing/2016/5/11/chartex" xmlns:cx6="http://schemas.microsoft.com/office/drawing/2016/5/12/chartex" xmlns:cx7="http://schemas.microsoft.com/office/drawing/2016/5/13/chartex" xmlns:cx8="http://schemas.microsoft.com/office/drawing/2016/5/14/chartex" xmlns:mc="http://schemas.openxmlformats.org/markup-compatibility/2006" xmlns:aink="http://schemas.microsoft.com/office/drawing/2016/ink" xmlns:am3d="http://schemas.microsoft.com/office/drawing/2017/model3d" xmlns:o="urn:schemas-microsoft-com:office:office" xmlns:oel="http://schemas.microsoft.com/office/2019/extlst" xmlns:r="http://schemas.openxmlformats.org/officeDocument/2006/relationships" xmlns:m="http://schemas.openxmlformats.org/officeDocument/2006/math" xmlns:v="urn:schemas-microsoft-com:vml" xmlns:wp14="http://schemas.microsoft.com/office/word/2010/wordprocessingDrawing" xmlns:wp="http://schemas.openxmlformats.org/drawingml/2006/wordprocessingDrawing" xmlns:w10="urn:schemas-microsoft-com:office:word" xmlns:w="http://schemas.openxmlformats.org/wordprocessingml/2006/main" xmlns:w14="http://schemas.microsoft.com/office/word/2010/wordml" xmlns:w15="http://schemas.microsoft.com/office/word/2012/wordml" xmlns:w16cex="http://schemas.microsoft.com/office/word/2018/wordml/cex" xmlns:w16cid="http://schemas.microsoft.com/office/word/2016/wordml/cid" xmlns:w16="http://schemas.microsoft.com/office/word/2018/wordml" xmlns:w16du="http://schemas.microsoft.com/office/word/2023/wordml/word16du" xmlns:w16sdtdh="http://schemas.microsoft.com/office/word/2020/wordml/sdtdatahash" xmlns:w16sdtfl="http://schemas.microsoft.com/office/word/2024/wordml/sdtformatlock" xmlns:w16se="http://schemas.microsoft.com/office/word/2015/wordml/symex" xmlns:wpg="http://schemas.microsoft.com/office/word/2010/wordprocessingGroup" xmlns:wpi="http://schemas.microsoft.com/office/word/2010/wordprocessingInk" xmlns:wne="http://schemas.microsoft.com/office/word/2006/wordml" xmlns:wps="http://schemas.microsoft.com/office/word/2010/wordprocessingShape" mc:Ignorable="w14 w15 w16se w16cid w16 w16cex w16sdtdh w16sdtfl w16du wp14">
   <w:p>
     <w:pPr>
-      <w:pStyle w:val="Footer"/>
+      <w:pBdr>
+        <w:top w:val="nil"/>
+        <w:left w:val="nil"/>
+        <w:bottom w:val="nil"/>
+        <w:right w:val="nil"/>
+        <w:between w:val="nil"/>
+      </w:pBdr>
+      <w:tabs>
+        <w:tab w:val="center" w:pos="4680"/>
+        <w:tab w:val="right" w:pos="9360"/>
+      </w:tabs>
+      <w:jc w:val="right"/>
+      <w:rPr>
+        <w:color w:val="000000"/>
+      </w:rPr>
+    </w:pPr>
+  </w:p>
+  <w:p>
+    <w:pPr>
+      <w:pBdr>
+        <w:top w:val="nil"/>
+        <w:left w:val="nil"/>
+        <w:bottom w:val="nil"/>
+        <w:right w:val="nil"/>
+        <w:between w:val="nil"/>
+      </w:pBdr>
+      <w:tabs>
+        <w:tab w:val="center" w:pos="4680"/>
+        <w:tab w:val="right" w:pos="9360"/>
+      </w:tabs>
+      <w:rPr>
+        <w:color w:val="000000"/>
+      </w:rPr>
     </w:pPr>
   </w:p>
 </w:ftr>
@@ -26216,7 +26371,145 @@
 <w:ftr xmlns:wpc="http://schemas.microsoft.com/office/word/2010/wordprocessingCanvas" xmlns:cx="http://schemas.microsoft.com/office/drawing/2014/chartex" xmlns:cx1="http://schemas.microsoft.com/office/drawing/2015/9/8/chartex" xmlns:cx2="http://schemas.microsoft.com/office/drawing/2015/10/21/chartex" xmlns:cx3="http://schemas.microsoft.com/office/drawing/2016/5/9/chartex" xmlns:cx4="http://schemas.microsoft.com/office/drawing/2016/5/10/chartex" xmlns:cx5="http://schemas.microsoft.com/office/drawing/2016/5/11/chartex" xmlns:cx6="http://schemas.microsoft.com/office/drawing/2016/5/12/chartex" xmlns:cx7="http://schemas.microsoft.com/office/drawing/2016/5/13/chartex" xmlns:cx8="http://schemas.microsoft.com/office/drawing/2016/5/14/chartex" xmlns:mc="http://schemas.openxmlformats.org/markup-compatibility/2006" xmlns:aink="http://schemas.microsoft.com/office/drawing/2016/ink" xmlns:am3d="http://schemas.microsoft.com/office/drawing/2017/model3d" xmlns:o="urn:schemas-microsoft-com:office:office" xmlns:oel="http://schemas.microsoft.com/office/2019/extlst" xmlns:r="http://schemas.openxmlformats.org/officeDocument/2006/relationships" xmlns:m="http://schemas.openxmlformats.org/officeDocument/2006/math" xmlns:v="urn:schemas-microsoft-com:vml" xmlns:wp14="http://schemas.microsoft.com/office/word/2010/wordprocessingDrawing" xmlns:wp="http://schemas.openxmlformats.org/drawingml/2006/wordprocessingDrawing" xmlns:w10="urn:schemas-microsoft-com:office:word" xmlns:w="http://schemas.openxmlformats.org/wordprocessingml/2006/main" xmlns:w14="http://schemas.microsoft.com/office/word/2010/wordml" xmlns:w15="http://schemas.microsoft.com/office/word/2012/wordml" xmlns:w16cex="http://schemas.microsoft.com/office/word/2018/wordml/cex" xmlns:w16cid="http://schemas.microsoft.com/office/word/2016/wordml/cid" xmlns:w16="http://schemas.microsoft.com/office/word/2018/wordml" xmlns:w16du="http://schemas.microsoft.com/office/word/2023/wordml/word16du" xmlns:w16sdtdh="http://schemas.microsoft.com/office/word/2020/wordml/sdtdatahash" xmlns:w16sdtfl="http://schemas.microsoft.com/office/word/2024/wordml/sdtformatlock" xmlns:w16se="http://schemas.microsoft.com/office/word/2015/wordml/symex" xmlns:wpg="http://schemas.microsoft.com/office/word/2010/wordprocessingGroup" xmlns:wpi="http://schemas.microsoft.com/office/word/2010/wordprocessingInk" xmlns:wne="http://schemas.microsoft.com/office/word/2006/wordml" xmlns:wps="http://schemas.microsoft.com/office/word/2010/wordprocessingShape" mc:Ignorable="w14 w15 w16se w16cid w16 w16cex w16sdtdh w16sdtfl w16du wp14">
   <w:p>
     <w:pPr>
-      <w:pStyle w:val="Footer"/>
+      <w:pBdr>
+        <w:top w:val="nil"/>
+        <w:left w:val="nil"/>
+        <w:bottom w:val="nil"/>
+        <w:right w:val="nil"/>
+        <w:between w:val="nil"/>
+      </w:pBdr>
+      <w:tabs>
+        <w:tab w:val="center" w:pos="4680"/>
+        <w:tab w:val="right" w:pos="9360"/>
+      </w:tabs>
+      <w:jc w:val="right"/>
+      <w:rPr>
+        <w:rFonts w:ascii="Arial" w:hAnsi="Arial"/>
+        <w:color w:val="000000"/>
+      </w:rPr>
+    </w:pPr>
+    <w:r>
+      <w:rPr>
+        <w:rFonts w:ascii="Arial" w:hAnsi="Arial"/>
+        <w:color w:val="000000"/>
+      </w:rPr>
+      <w:fldChar w:fldCharType="begin"/>
+    </w:r>
+    <w:r>
+      <w:rPr>
+        <w:rFonts w:ascii="Arial" w:hAnsi="Arial"/>
+        <w:color w:val="000000"/>
+      </w:rPr>
+      <w:instrText>PAGE</w:instrText>
+    </w:r>
+    <w:r>
+      <w:rPr>
+        <w:rFonts w:ascii="Arial" w:hAnsi="Arial"/>
+        <w:color w:val="000000"/>
+      </w:rPr>
+      <w:fldChar w:fldCharType="separate"/>
+    </w:r>
+    <w:r>
+      <w:rPr>
+        <w:rFonts w:ascii="Arial" w:hAnsi="Arial"/>
+        <w:color w:val="000000"/>
+      </w:rPr>
+      <w:t>1</w:t>
+    </w:r>
+    <w:r>
+      <w:rPr>
+        <w:rFonts w:ascii="Arial" w:hAnsi="Arial"/>
+        <w:color w:val="000000"/>
+      </w:rPr>
+      <w:fldChar w:fldCharType="end"/>
+    </w:r>
+  </w:p>
+  <w:p>
+    <w:pPr>
+      <w:pBdr>
+        <w:top w:val="nil"/>
+        <w:left w:val="nil"/>
+        <w:bottom w:val="nil"/>
+        <w:right w:val="nil"/>
+        <w:between w:val="nil"/>
+      </w:pBdr>
+      <w:tabs>
+        <w:tab w:val="center" w:pos="4680"/>
+        <w:tab w:val="right" w:pos="9360"/>
+      </w:tabs>
+      <w:rPr>
+        <w:color w:val="000000"/>
+      </w:rPr>
+    </w:pPr>
+  </w:p>
+</w:ftr>
+</file>
+
+<file path=word/footer3.xml><?xml version="1.0" encoding="utf-8"?>
+<w:ftr xmlns:wpc="http://schemas.microsoft.com/office/word/2010/wordprocessingCanvas" xmlns:cx="http://schemas.microsoft.com/office/drawing/2014/chartex" xmlns:cx1="http://schemas.microsoft.com/office/drawing/2015/9/8/chartex" xmlns:cx2="http://schemas.microsoft.com/office/drawing/2015/10/21/chartex" xmlns:cx3="http://schemas.microsoft.com/office/drawing/2016/5/9/chartex" xmlns:cx4="http://schemas.microsoft.com/office/drawing/2016/5/10/chartex" xmlns:cx5="http://schemas.microsoft.com/office/drawing/2016/5/11/chartex" xmlns:cx6="http://schemas.microsoft.com/office/drawing/2016/5/12/chartex" xmlns:cx7="http://schemas.microsoft.com/office/drawing/2016/5/13/chartex" xmlns:cx8="http://schemas.microsoft.com/office/drawing/2016/5/14/chartex" xmlns:mc="http://schemas.openxmlformats.org/markup-compatibility/2006" xmlns:aink="http://schemas.microsoft.com/office/drawing/2016/ink" xmlns:am3d="http://schemas.microsoft.com/office/drawing/2017/model3d" xmlns:o="urn:schemas-microsoft-com:office:office" xmlns:oel="http://schemas.microsoft.com/office/2019/extlst" xmlns:r="http://schemas.openxmlformats.org/officeDocument/2006/relationships" xmlns:m="http://schemas.openxmlformats.org/officeDocument/2006/math" xmlns:v="urn:schemas-microsoft-com:vml" xmlns:wp14="http://schemas.microsoft.com/office/word/2010/wordprocessingDrawing" xmlns:wp="http://schemas.openxmlformats.org/drawingml/2006/wordprocessingDrawing" xmlns:w10="urn:schemas-microsoft-com:office:word" xmlns:w="http://schemas.openxmlformats.org/wordprocessingml/2006/main" xmlns:w14="http://schemas.microsoft.com/office/word/2010/wordml" xmlns:w15="http://schemas.microsoft.com/office/word/2012/wordml" xmlns:w16cex="http://schemas.microsoft.com/office/word/2018/wordml/cex" xmlns:w16cid="http://schemas.microsoft.com/office/word/2016/wordml/cid" xmlns:w16="http://schemas.microsoft.com/office/word/2018/wordml" xmlns:w16du="http://schemas.microsoft.com/office/word/2023/wordml/word16du" xmlns:w16sdtdh="http://schemas.microsoft.com/office/word/2020/wordml/sdtdatahash" xmlns:w16sdtfl="http://schemas.microsoft.com/office/word/2024/wordml/sdtformatlock" xmlns:w16se="http://schemas.microsoft.com/office/word/2015/wordml/symex" xmlns:wpg="http://schemas.microsoft.com/office/word/2010/wordprocessingGroup" xmlns:wpi="http://schemas.microsoft.com/office/word/2010/wordprocessingInk" xmlns:wne="http://schemas.microsoft.com/office/word/2006/wordml" xmlns:wps="http://schemas.microsoft.com/office/word/2010/wordprocessingShape" mc:Ignorable="w14 w15 w16se w16cid w16 w16cex w16sdtdh w16sdtfl w16du wp14">
+  <w:sdt>
+    <w:sdtPr>
+      <w:id w:val="670293743"/>
+      <w:docPartObj>
+        <w:docPartGallery w:val="Page Numbers (Bottom of Page)"/>
+        <w:docPartUnique/>
+      </w:docPartObj>
+    </w:sdtPr>
+    <w:sdtContent>
+      <w:p>
+        <w:pPr>
+          <w:pStyle w:val="Footer"/>
+          <w:jc w:val="right"/>
+        </w:pPr>
+        <w:r>
+          <w:rPr>
+            <w:rFonts w:ascii="Arial" w:hAnsi="Arial" w:cs="Arial"/>
+          </w:rPr>
+          <w:fldChar w:fldCharType="begin"/>
+        </w:r>
+        <w:r>
+          <w:rPr>
+            <w:rFonts w:ascii="Arial" w:hAnsi="Arial" w:cs="Arial"/>
+          </w:rPr>
+          <w:instrText>PAGE   \* MERGEFORMAT</w:instrText>
+        </w:r>
+        <w:r>
+          <w:rPr>
+            <w:rFonts w:ascii="Arial" w:hAnsi="Arial" w:cs="Arial"/>
+          </w:rPr>
+          <w:fldChar w:fldCharType="separate"/>
+        </w:r>
+        <w:r>
+          <w:rPr>
+            <w:rFonts w:ascii="Arial" w:hAnsi="Arial" w:cs="Arial"/>
+          </w:rPr>
+          <w:t>2</w:t>
+        </w:r>
+        <w:r>
+          <w:rPr>
+            <w:rFonts w:ascii="Arial" w:hAnsi="Arial" w:cs="Arial"/>
+          </w:rPr>
+          <w:fldChar w:fldCharType="end"/>
+        </w:r>
+      </w:p>
+    </w:sdtContent>
+  </w:sdt>
+  <w:p>
+    <w:pPr>
+      <w:pBdr>
+        <w:top w:val="nil"/>
+        <w:left w:val="nil"/>
+        <w:bottom w:val="nil"/>
+        <w:right w:val="nil"/>
+        <w:between w:val="nil"/>
+      </w:pBdr>
+      <w:tabs>
+        <w:tab w:val="center" w:pos="4680"/>
+        <w:tab w:val="right" w:pos="9360"/>
+      </w:tabs>
+      <w:rPr>
+        <w:color w:val="000000"/>
+      </w:rPr>
     </w:pPr>
   </w:p>
 </w:ftr>
@@ -33156,18 +33449,6 @@
 </a:theme>
 </file>
 
-<file path=customXml/item1.xml><?xml version="1.0" encoding="utf-8"?>
-<b:Sources xmlns:b="http://schemas.openxmlformats.org/officeDocument/2006/bibliography" xmlns="http://schemas.openxmlformats.org/officeDocument/2006/bibliography" SelectedStyle="\APASixthEditionOfficeOnline.xsl" StyleName="APA" Version="6"/>
-</file>
-
-<file path=customXml/itemProps1.xml><?xml version="1.0" encoding="utf-8"?>
-<ds:datastoreItem xmlns:ds="http://schemas.openxmlformats.org/officeDocument/2006/customXml" ds:itemID="{3DB81E2F-20F3-443D-9C25-7AFFEC6F1056}">
-  <ds:schemaRefs>
-    <ds:schemaRef ds:uri="http://schemas.openxmlformats.org/officeDocument/2006/bibliography"/>
-  </ds:schemaRefs>
-</ds:datastoreItem>
-</file>
-
 <file path=docMetadata/LabelInfo.xml><?xml version="1.0" encoding="utf-8"?>
 <clbl:labelList xmlns:clbl="http://schemas.microsoft.com/office/2020/mipLabelMetadata">
   <clbl:label id="{434405ce-9876-44cb-8bd1-5c6c207e0b8f}" enabled="1" method="Privileged" siteId="{86bcf768-7bcf-4cd6-b041-b219988b7a9c}" removed="0"/>

--- a/PP-salygos/templates/DPSK_LT_SALYGOS.docx
+++ b/PP-salygos/templates/DPSK_LT_SALYGOS.docx
@@ -16500,7 +16500,7 @@
               <w:rPr>
                 <w:rFonts w:ascii="Arial" w:hAnsi="Arial" w:cs="Arial"/>
               </w:rPr>
-              <w:t xml:space="preserve">Nurodyti dokumentai turi būti išduoti ne anksčiau kaip 180 dienų iki tos dienos, kai tiekėjas perkančiojo subjekto prašymu turės pateikti pašalinimo pagrindų nebuvimą patvirtinančius dokumentus. Pavyzdys: Jeigu perkantysis subjektas 2022-10-10 kreipėsi į tiekėją prašydama iki 2022-10-14 pateikti įrodančius dokumentus, jie turi būti išduoti ne anksčiau kaip 180 dienų, jas skaičiuojant atgal nuo 2022-10-14. </w:t>
+              <w:t xml:space="preserve">Nurodyti dokumentai turi būti išduoti ne anksčiau kaip 180 dienų iki tos dienos, kai tiekėjas perkančiojo subjekto prašymu turės pateikti pašalinimo pagrindų nebuvimą patvirtinančius dokumentus. Pavyzdys: Jeigu perkantysis subjektas 2022-10-10 kreipėsi į tiekėją prašydamas iki 2022-10-14 pateikti įrodančius dokumentus, jie turi būti išduoti ne anksčiau kaip 180 dienų, jas skaičiuojant atgal nuo 2022-10-14. </w:t>
             </w:r>
           </w:p>
           <w:p>
@@ -16678,7 +16678,7 @@
               <w:rPr>
                 <w:rFonts w:ascii="Arial" w:hAnsi="Arial" w:cs="Arial"/>
               </w:rPr>
-              <w:t>Prireikus, Perkantysis subjektas turi teisę prašyti pateikti valstybės įmonės Registrų centro Lietuvos Respublikos Vyriausybės nustatyta tvarka išduoto dokumento, patvirtinančio jungtinius kompetentingų institucijų tvarkomus duomenis. Tokiu atveju dokumentas turi būti  išduotas ne anksčiau kaip 120 dienų iki tos dienos, kai tiekėjas perkančiojo subjekto prašymu turės pateikti pašalinimo pagrindų nebuvimą patvirtinančius dokumentus. Pavyzdys: Jeigu perkantysis subjektas 2022-10-10 kreipėsi į tiekėją prašydama iki 2022-10-14 pateikti įrodančius dokumentus, jie turi būti išduoti ne anksčiau kaip 120 dienų, jas skaičiuojant atgal nuo 2022-10-14.</w:t>
+              <w:t>Prireikus, Perkantysis subjektas turi teisę prašyti pateikti valstybės įmonės Registrų centro Lietuvos Respublikos Vyriausybės nustatyta tvarka išduoto dokumento, patvirtinančio jungtinius kompetentingų institucijų tvarkomus duomenis. Tokiu atveju dokumentas turi būti  išduotas ne anksčiau kaip 120 dienų iki tos dienos, kai tiekėjas perkančiojo subjekto prašymu turės pateikti pašalinimo pagrindų nebuvimą patvirtinančius dokumentus. Pavyzdys: Jeigu perkantysis subjektas 2022-10-10 kreipėsi į tiekėją prašydamas iki 2022-10-14 pateikti įrodančius dokumentus, jie turi būti išduoti ne anksčiau kaip 120 dienų, jas skaičiuojant atgal nuo 2022-10-14.</w:t>
             </w:r>
           </w:p>
           <w:p>

--- a/PP-salygos/templates/DPSK_LT_SALYGOS.docx
+++ b/PP-salygos/templates/DPSK_LT_SALYGOS.docx
@@ -8416,7 +8416,7 @@
         <w:rPr>
           <w:rFonts w:ascii="Arial" w:hAnsi="Arial" w:cs="Arial"/>
         </w:rPr>
-        <w:t>2.2</w:t>
+        <w:t>6</w:t>
       </w:r>
       <w:r>
         <w:rPr>
@@ -8474,7 +8474,7 @@
         <w:rPr>
           <w:rFonts w:ascii="Arial" w:hAnsi="Arial" w:cs="Arial"/>
         </w:rPr>
-        <w:t>2.2</w:t>
+        <w:t>6</w:t>
       </w:r>
       <w:r>
         <w:rPr>
@@ -18070,7 +18070,7 @@
         <w:rPr>
           <w:rFonts w:ascii="Arial" w:hAnsi="Arial" w:cs="Arial"/>
         </w:rPr>
-        <w:t xml:space="preserve">Pirkimo sąlygų 5 priedo </w:t>
+        <w:t xml:space="preserve">Pirkimo sąlygų 6 priedo </w:t>
       </w:r>
       <w:r>
         <w:rPr>
@@ -25079,7 +25079,7 @@
         <w:rPr>
           <w:rFonts w:ascii="Arial" w:hAnsi="Arial" w:cs="Arial"/>
         </w:rPr>
-        <w:t xml:space="preserve"> Privaloma su Paraiška pateikti subtiekėjo(-ų) ir/ar pasitelkiamų specialistų (kurie nėra Tiekėjo darbuotojai) raštišką(-us) įrodymus, kad vykdant pirkimo sutartį šių ūkio subjektų ištekliai jam bus prieinami (užpildant Pirkimo sąlygų 2.2 priedo priedėlius).</w:t>
+        <w:t xml:space="preserve"> Privaloma su Paraiška pateikti subtiekėjo(-ų) ir/ar pasitelkiamų specialistų (kurie nėra Tiekėjo darbuotojai) raštišką(-us) įrodymus, kad vykdant pirkimo sutartį šių ūkio subjektų ištekliai jam bus prieinami (užpildant Pirkimo sąlygų 6 priedo priedėlius).</w:t>
       </w:r>
     </w:p>
     <w:p>

--- a/PP-salygos/templates/DPSK_LT_SALYGOS.docx
+++ b/PP-salygos/templates/DPSK_LT_SALYGOS.docx
@@ -6271,7 +6271,7 @@
         <w:rPr>
           <w:rFonts w:ascii="Arial" w:hAnsi="Arial" w:cs="Arial"/>
         </w:rPr>
-        <w:t>:</w:t>
+        <w:t/>
       </w:r>
       <w:r>
         <w:rPr>
@@ -6300,13 +6300,13 @@
         <w:rPr>
           <w:rFonts w:ascii="Arial" w:hAnsi="Arial" w:cs="Arial"/>
         </w:rPr>
-        <w:t xml:space="preserve"> dien</w:t>
-      </w:r>
-      <w:r>
-        <w:rPr>
-          <w:rFonts w:ascii="Arial" w:hAnsi="Arial" w:cs="Arial"/>
-        </w:rPr>
-        <w:t>ų</w:t>
+        <w:t xml:space="preserve"> dienoms</w:t>
+      </w:r>
+      <w:r>
+        <w:rPr>
+          <w:rFonts w:ascii="Arial" w:hAnsi="Arial" w:cs="Arial"/>
+        </w:rPr>
+        <w:t/>
       </w:r>
       <w:r>
         <w:rPr>

--- a/PP-salygos/templates/DPSK_LT_SALYGOS.docx
+++ b/PP-salygos/templates/DPSK_LT_SALYGOS.docx
@@ -6609,7 +6609,7 @@
           <w:rFonts w:ascii="Arial" w:hAnsi="Arial" w:cs="Arial"/>
           <w:color w:val="7030A0"/>
         </w:rPr>
-        <w:t xml:space="preserve"> </w:t>
+        <w:t xml:space="preserve"/>
       </w:r>
       <w:r>
         <w:rPr>
@@ -7137,7 +7137,7 @@
         <w:rPr>
           <w:rFonts w:ascii="Arial" w:hAnsi="Arial" w:cs="Arial"/>
         </w:rPr>
-        <w:t xml:space="preserve"> dėl </w:t>
+        <w:t xml:space="preserve">dėl </w:t>
       </w:r>
       <w:r>
         <w:rPr>
@@ -7567,13 +7567,13 @@
         <w:rPr>
           <w:rFonts w:ascii="Arial" w:eastAsia="Arial" w:hAnsi="Arial" w:cs="Arial"/>
         </w:rPr>
-        <w:t xml:space="preserve"> </w:t>
-      </w:r>
-      <w:r>
-        <w:rPr>
-          <w:rFonts w:ascii="Arial" w:hAnsi="Arial" w:cs="Arial"/>
-        </w:rPr>
-        <w:t>tiekėjų  grupės narys dalyvauja teikiant kelias paraiškas</w:t>
+        <w:t xml:space="preserve"/>
+      </w:r>
+      <w:r>
+        <w:rPr>
+          <w:rFonts w:ascii="Arial" w:hAnsi="Arial" w:cs="Arial"/>
+        </w:rPr>
+        <w:t>tiekėjų grupės narys dalyvauja teikiant kelias paraiškas</w:t>
       </w:r>
       <w:r>
         <w:rPr>
@@ -7631,7 +7631,7 @@
         <w:rPr>
           <w:rFonts w:ascii="Arial" w:eastAsia="Arial" w:hAnsi="Arial" w:cs="Arial"/>
         </w:rPr>
-        <w:t>5.2. Tiekėjas gali pateikti tik vieną paraišką, nepriklausomai nuo to, ar paraišką teikia individualiai arba kaip  tiekėjų grupės narys.</w:t>
+        <w:t>5.2. Tiekėjas gali pateikti tik vieną paraišką, nepriklausomai nuo to, ar paraišką teikia individualiai arba kaip tiekėjų grupės narys.</w:t>
       </w:r>
     </w:p>
     <w:p>
@@ -8746,7 +8746,7 @@
           <w:sz w:val="20"/>
           <w:szCs w:val="20"/>
         </w:rPr>
-        <w:t xml:space="preserve"> atnaujintą informaciją/</w:t>
+        <w:t xml:space="preserve">atnaujintą informaciją/</w:t>
       </w:r>
       <w:r>
         <w:rPr>
@@ -9415,7 +9415,7 @@
         <w:rPr>
           <w:rFonts w:ascii="Arial" w:hAnsi="Arial" w:cs="Arial"/>
         </w:rPr>
-        <w:t xml:space="preserve"> paraiškos pateiktos iki šio termino; </w:t>
+        <w:t xml:space="preserve">paraiškos pateiktos iki šio termino; </w:t>
       </w:r>
     </w:p>
     <w:p>
@@ -10067,7 +10067,7 @@
         <w:rPr>
           <w:rFonts w:ascii="Arial" w:hAnsi="Arial" w:cs="Arial"/>
         </w:rPr>
-        <w:t xml:space="preserve"> priemonėmis</w:t>
+        <w:t xml:space="preserve">priemonėmis</w:t>
       </w:r>
       <w:r>
         <w:rPr>
@@ -10113,7 +10113,7 @@
         <w:rPr>
           <w:rFonts w:ascii="Arial" w:hAnsi="Arial" w:cs="Arial"/>
         </w:rPr>
-        <w:t xml:space="preserve">2  </w:t>
+        <w:t xml:space="preserve">2 </w:t>
       </w:r>
       <w:r>
         <w:rPr>
@@ -10303,7 +10303,7 @@
         <w:rPr>
           <w:rFonts w:ascii="Arial" w:hAnsi="Arial" w:cs="Arial"/>
         </w:rPr>
-        <w:t xml:space="preserve"> </w:t>
+        <w:t xml:space="preserve"/>
       </w:r>
       <w:r>
         <w:rPr>
@@ -10443,7 +10443,7 @@
         <w:rPr>
           <w:rFonts w:ascii="Arial" w:hAnsi="Arial" w:cs="Arial"/>
         </w:rPr>
-        <w:t>.1.  tiekėjas pateikė Perkančiajam subjektui informaciją apie tai, kad ėmėsi šių priemonių:</w:t>
+        <w:t>.1. tiekėjas pateikė Perkančiajam subjektui informaciją apie tai, kad ėmėsi šių priemonių:</w:t>
       </w:r>
     </w:p>
     <w:p>
@@ -11392,7 +11392,7 @@
           <w:rFonts w:ascii="Arial" w:hAnsi="Arial" w:cs="Arial"/>
         </w:rPr>
         <w:tab/>
-        <w:t>Jeigu tiekėjo kvalifikacija dėl teisės verstis atitinkama veikla nebuvo tikrinama arba tikrinama ne visa apimtimi, tiekėjas pirkimo vykdytojui  įsipareigoja, kad sutartį vykdys tik teisę verstis atitinkama veikla turintys asmenys.</w:t>
+        <w:t>Jeigu tiekėjo kvalifikacija dėl teisės verstis atitinkama veikla nebuvo tikrinama arba tikrinama ne visa apimtimi, tiekėjas pirkimo vykdytojui įsipareigoja, kad sutartį vykdys tik teisę verstis atitinkama veikla turintys asmenys.</w:t>
       </w:r>
     </w:p>
     <w:p>
@@ -11415,7 +11415,7 @@
           <w:rFonts w:ascii="Arial" w:hAnsi="Arial" w:cs="Arial"/>
         </w:rPr>
         <w:tab/>
-        <w:t xml:space="preserve"> Jeigu ūkio subjektas, kurio pajėgumais tiekėjas remiasi, netenkina jam keliamų kvalifikacijos reikalavimų,  pirkimo vykdytojas pareikalaus per jo nustatytą terminą pakeisti jį reikalavimus atitinkančiu ūkio subjektu.</w:t>
+        <w:t xml:space="preserve"> Jeigu ūkio subjektas, kurio pajėgumais tiekėjas remiasi, netenkina jam keliamų kvalifikacijos reikalavimų, pirkimo vykdytojas pareikalaus per jo nustatytą terminą pakeisti jį reikalavimus atitinkančiu ūkio subjektu.</w:t>
       </w:r>
     </w:p>
     <w:p>
@@ -11457,7 +11457,7 @@
           <w:rFonts w:ascii="Arial" w:hAnsi="Arial" w:cs="Arial"/>
           <w:color w:val="000000"/>
         </w:rPr>
-        <w:t xml:space="preserve">„Tiekėjų kvalifikacijos reikalavimai ir reikalavimai laikytis  aplinkos apsaugos vadybos sistemų standartų“ </w:t>
+        <w:t xml:space="preserve">„Tiekėjų kvalifikacijos reikalavimai ir reikalavimai laikytis aplinkos apsaugos vadybos sistemų standartų“ </w:t>
       </w:r>
       <w:r>
         <w:rPr>
@@ -12032,7 +12032,7 @@
         <w:rPr>
           <w:rFonts w:ascii="Arial" w:hAnsi="Arial" w:cs="Arial"/>
         </w:rPr>
-        <w:t xml:space="preserve"> 2 p</w:t>
+        <w:t xml:space="preserve">2 p</w:t>
       </w:r>
       <w:r>
         <w:rPr>
@@ -12832,7 +12832,7 @@
         <w:rPr>
           <w:rFonts w:ascii="Arial" w:eastAsia="Arial" w:hAnsi="Arial" w:cs="Arial"/>
         </w:rPr>
-        <w:t xml:space="preserve"> Jeigu DPS suskirstyta į kategorijas, tiekėjai gali pasitraukti iš vienos, kelių arba visų DPS kategorijų, kuriose jiems buvo leista dalyvauti.   </w:t>
+        <w:t xml:space="preserve">Jeigu DPS suskirstyta į kategorijas, tiekėjai gali pasitraukti iš vienos, kelių arba visų DPS kategorijų, kuriose jiems buvo leista dalyvauti.   </w:t>
       </w:r>
     </w:p>
     <w:p>
@@ -13124,7 +13124,7 @@
         <w:rPr>
           <w:rFonts w:ascii="Arial" w:hAnsi="Arial" w:cs="Arial"/>
         </w:rPr>
-        <w:t xml:space="preserve">  </w:t>
+        <w:t xml:space="preserve"> </w:t>
       </w:r>
       <w:r>
         <w:rPr>
@@ -15275,7 +15275,7 @@
                 <w:rFonts w:ascii="Arial" w:hAnsi="Arial" w:cs="Arial"/>
                 <w:color w:val="000000"/>
               </w:rPr>
-              <w:t>„e-Certis“ adresu:  https://ec.europa.eu/tools/ecertis/.</w:t>
+              <w:t>„e-Certis“ adresu: https://ec.europa.eu/tools/ecertis/.</w:t>
             </w:r>
           </w:p>
         </w:tc>
@@ -15465,7 +15465,7 @@
                 <w:rFonts w:ascii="Arial" w:hAnsi="Arial" w:cs="Arial"/>
                 <w:color w:val="000000"/>
               </w:rPr>
-              <w:t>„e-Certis“ adresu:  https://ec.europa.eu/tools/ecertis/.</w:t>
+              <w:t>„e-Certis“ adresu: https://ec.europa.eu/tools/ecertis/.</w:t>
             </w:r>
           </w:p>
         </w:tc>
@@ -15760,7 +15760,7 @@
                 <w:rFonts w:ascii="Arial" w:hAnsi="Arial" w:cs="Arial"/>
                 <w:color w:val="000000"/>
               </w:rPr>
-              <w:t xml:space="preserve">„e-Certis“ adresu:  </w:t>
+              <w:t xml:space="preserve">„e-Certis“ adresu: </w:t>
             </w:r>
             <w:hyperlink r:id="rId18" w:history="1">
               <w:r>
@@ -15902,7 +15902,7 @@
                 <w:rFonts w:ascii="Arial" w:hAnsi="Arial" w:cs="Arial"/>
                 <w:color w:val="000000"/>
               </w:rPr>
-              <w:t>„e-Certis“ adresu:  https://ec.europa.eu/tools/ecertis/.</w:t>
+              <w:t>„e-Certis“ adresu: https://ec.europa.eu/tools/ecertis/.</w:t>
             </w:r>
           </w:p>
         </w:tc>
@@ -16678,7 +16678,7 @@
               <w:rPr>
                 <w:rFonts w:ascii="Arial" w:hAnsi="Arial" w:cs="Arial"/>
               </w:rPr>
-              <w:t>Prireikus, Perkantysis subjektas turi teisę prašyti pateikti valstybės įmonės Registrų centro Lietuvos Respublikos Vyriausybės nustatyta tvarka išduoto dokumento, patvirtinančio jungtinius kompetentingų institucijų tvarkomus duomenis. Tokiu atveju dokumentas turi būti  išduotas ne anksčiau kaip 120 dienų iki tos dienos, kai tiekėjas perkančiojo subjekto prašymu turės pateikti pašalinimo pagrindų nebuvimą patvirtinančius dokumentus. Pavyzdys: Jeigu perkantysis subjektas 2022-10-10 kreipėsi į tiekėją prašydamas iki 2022-10-14 pateikti įrodančius dokumentus, jie turi būti išduoti ne anksčiau kaip 120 dienų, jas skaičiuojant atgal nuo 2022-10-14.</w:t>
+              <w:t>Prireikus, Perkantysis subjektas turi teisę prašyti pateikti valstybės įmonės Registrų centro Lietuvos Respublikos Vyriausybės nustatyta tvarka išduoto dokumento, patvirtinančio jungtinius kompetentingų institucijų tvarkomus duomenis. Tokiu atveju dokumentas turi būti išduotas ne anksčiau kaip 120 dienų iki tos dienos, kai tiekėjas perkančiojo subjekto prašymu turės pateikti pašalinimo pagrindų nebuvimą patvirtinančius dokumentus. Pavyzdys: Jeigu perkantysis subjektas 2022-10-10 kreipėsi į tiekėją prašydamas iki 2022-10-14 pateikti įrodančius dokumentus, jie turi būti išduoti ne anksčiau kaip 120 dienų, jas skaičiuojant atgal nuo 2022-10-14.</w:t>
             </w:r>
           </w:p>
           <w:p>
@@ -16818,7 +16818,7 @@
               <w:rPr>
                 <w:rFonts w:ascii="Arial" w:hAnsi="Arial" w:cs="Arial"/>
               </w:rPr>
-              <w:t>„e-Certis“ adresu:  https://ec.europa.eu/tools/ecertis/.</w:t>
+              <w:t>„e-Certis“ adresu: https://ec.europa.eu/tools/ecertis/.</w:t>
             </w:r>
           </w:p>
         </w:tc>
@@ -20211,7 +20211,7 @@
               <w:rPr>
                 <w:rFonts w:ascii="Arial" w:hAnsi="Arial" w:cs="Arial"/>
               </w:rPr>
-              <w:t xml:space="preserve"> grupė, teikia kiekvienas narys atskirai)</w:t>
+              <w:t xml:space="preserve">grupė, teikia kiekvienas narys atskirai)</w:t>
             </w:r>
             <w:r>
               <w:rPr>
@@ -20560,7 +20560,7 @@
               <w:rPr>
                 <w:rFonts w:ascii="Arial" w:hAnsi="Arial" w:cs="Arial"/>
               </w:rPr>
-              <w:t xml:space="preserve"> </w:t>
+              <w:t xml:space="preserve"/>
             </w:r>
             <w:r>
               <w:rPr>
@@ -20687,7 +20687,7 @@
                 <w:rFonts w:ascii="Arial" w:hAnsi="Arial" w:cs="Arial"/>
                 <w:color w:val="000000"/>
               </w:rPr>
-              <w:t xml:space="preserve">  aplinkos apsaugos vadybos sistemų standart</w:t>
+              <w:t xml:space="preserve"> aplinkos apsaugos vadybos sistemų standart</w:t>
             </w:r>
             <w:r>
               <w:rPr>

--- a/PP-salygos/templates/DPSK_LT_SALYGOS.docx
+++ b/PP-salygos/templates/DPSK_LT_SALYGOS.docx
@@ -10016,7 +10016,7 @@
           <w:rFonts w:ascii="Arial" w:hAnsi="Arial" w:cs="Arial"/>
           <w:color w:val="000000"/>
         </w:rPr>
-        <w:t xml:space="preserve"> ir tiekėjas neįtraukiamas DPS</w:t>
+        <w:t xml:space="preserve"> ir tiekėjas neįtraukiamas į DPS</w:t>
       </w:r>
       <w:r>
         <w:rPr>
@@ -10061,7 +10061,7 @@
         <w:rPr>
           <w:rFonts w:ascii="Arial" w:hAnsi="Arial" w:cs="Arial"/>
         </w:rPr>
-        <w:t xml:space="preserve">CPV IS </w:t>
+        <w:t xml:space="preserve">CVP IS </w:t>
       </w:r>
       <w:r>
         <w:rPr>
@@ -10113,7 +10113,7 @@
         <w:rPr>
           <w:rFonts w:ascii="Arial" w:hAnsi="Arial" w:cs="Arial"/>
         </w:rPr>
-        <w:t xml:space="preserve">2 </w:t>
+        <w:t xml:space="preserve">2. </w:t>
       </w:r>
       <w:r>
         <w:rPr>
@@ -10181,7 +10181,7 @@
         <w:rPr>
           <w:rFonts w:ascii="Arial" w:hAnsi="Arial" w:cs="Arial"/>
         </w:rPr>
-        <w:t xml:space="preserve"> </w:t>
+        <w:t xml:space="preserve"/>
       </w:r>
     </w:p>
     <w:p>
@@ -10207,7 +10207,7 @@
         <w:rPr>
           <w:rFonts w:ascii="Arial" w:hAnsi="Arial" w:cs="Arial"/>
         </w:rPr>
-        <w:t>7.1.3</w:t>
+        <w:t>7.1.3.</w:t>
       </w:r>
       <w:r>
         <w:rPr>
@@ -10253,7 +10253,7 @@
           <w:rFonts w:ascii="Arial" w:hAnsi="Arial" w:cs="Arial"/>
           <w:color w:val="000000"/>
         </w:rPr>
-        <w:t xml:space="preserve">7.1.4. nustačius, kad buvo pateikti netikslūs, neišsamūs ar klaidingi dokumentai ar duomenys, ar jų trūksta, tiekėjas per Perkančiojo subjekto nustatytą terminą nepatikslino, nepapildė, nepaaiškino prašomos informacijos;  </w:t>
+        <w:t xml:space="preserve">7.1.4. nustačius, kad buvo pateikti netikslūs, neišsamūs ar klaidingi dokumentai ar duomenys, ar jų trūksta, tiekėjas per Perkančiojo subjekto nustatytą terminą nepatikslino, nepapildė, nepaaiškino prašomos informacijos;</w:t>
       </w:r>
     </w:p>
     <w:p>
@@ -10337,7 +10337,7 @@
         <w:rPr>
           <w:rFonts w:ascii="Arial" w:hAnsi="Arial" w:cs="Arial"/>
         </w:rPr>
-        <w:t>7.2</w:t>
+        <w:t>7.2.</w:t>
       </w:r>
       <w:r>
         <w:rPr>

--- a/PP-salygos/templates/DPSK_LT_SALYGOS.docx
+++ b/PP-salygos/templates/DPSK_LT_SALYGOS.docx
@@ -5173,19 +5173,19 @@
         <w:rPr>
           <w:rFonts w:ascii="Arial" w:hAnsi="Arial" w:cs="Arial"/>
         </w:rPr>
-        <w:t>2.14.2 kurie nėra registruoti (Tiekėjas, Tiekėjų grupės narys, Subtiekėjas, Ūkio subjektas, kurio pajėgumais remiamasi, Kvazisubtiekėjas, kuris yra fizinis asmuo, – nuolat gyvenantis ar turint</w:t>
-      </w:r>
-      <w:r>
-        <w:rPr>
-          <w:rFonts w:ascii="Arial" w:hAnsi="Arial" w:cs="Arial"/>
-        </w:rPr>
-        <w:t>i</w:t>
-      </w:r>
-      <w:r>
-        <w:rPr>
-          <w:rFonts w:ascii="Arial" w:hAnsi="Arial" w:cs="Arial"/>
-        </w:rPr>
-        <w:t>s pilietybę) Europos Sąjungos valstybėje narėje, Šiaurės Atlanto sutarties organizacijos valstybėje narėje ar trečiojoje šalyje, pasirašiusioje PĮ 29 straipsnio 4 dalyje nurodytus tarptautinius susitarimus</w:t>
+        <w:t>2.14.2 kurie nėra registruoti (jeigu Tiekėjas, Tiekėjų grupės narys, Subtiekėjas, Ūkio subjektas, kurio pajėgumais remiamasi, ar Kvazisubtiekėjas yra fizinis asmuo – nuolat gyvenantis ar turintis pilietybę</w:t>
+      </w:r>
+      <w:r>
+        <w:rPr>
+          <w:rFonts w:ascii="Arial" w:hAnsi="Arial" w:cs="Arial"/>
+        </w:rPr>
+        <w:t/>
+      </w:r>
+      <w:r>
+        <w:rPr>
+          <w:rFonts w:ascii="Arial" w:hAnsi="Arial" w:cs="Arial"/>
+        </w:rPr>
+        <w:t>) Europos Sąjungos valstybėje narėje, Šiaurės Atlanto sutarties organizacijos valstybėje narėje ar trečiojoje šalyje, pasirašiusioje PĮ 29 straipsnio 4 dalyje nurodytus tarptautinius susitarimus</w:t>
       </w:r>
       <w:r>
         <w:rPr>

--- a/PP-salygos/templates/DPSK_LT_SALYGOS.docx
+++ b/PP-salygos/templates/DPSK_LT_SALYGOS.docx
@@ -11369,7 +11369,7 @@
         <w:rPr>
           <w:rFonts w:ascii="Arial" w:hAnsi="Arial" w:cs="Arial"/>
         </w:rPr>
-        <w:t>9.1. Tiekėjams, ūkio subjektams, kurių pajėgumais tiekėjai remiasi ir, kai taikoma, subtiekėjams nustatomi kvalifikacijos reikalavimai ir (arba) reikalavimai dėl kokybės vadybos sistemos ir (arba) aplinkos apsaugos vadybos sistemos standartų laikymosi ir jų atitiktį patvirtinantys dokumentai nurodyti šių sąlygų 2 priede „Tiekėjų kvalifikacijos reikalavimai ir reikalaujami kokybės bei aplinkos apsaugos vadybos sistemų standartai“.</w:t>
+        <w:t>9.1. Tiekėjams, ūkio subjektams, kurių pajėgumais tiekėjai remiasi, ir, kai taikoma, subtiekėjams nustatomi kvalifikacijos reikalavimai ir (arba) reikalavimai dėl kokybės vadybos sistemos ir (arba) aplinkos apsaugos vadybos sistemos standartų laikymosi ir jų atitiktį patvirtinantys dokumentai nurodyti šių sąlygų 2 priede „Tiekėjų kvalifikacijos reikalavimai ir reikalaujami aplinkos apsaugos vadybos sistemų standartai“.</w:t>
       </w:r>
     </w:p>
     <w:p>
@@ -11457,7 +11457,7 @@
           <w:rFonts w:ascii="Arial" w:hAnsi="Arial" w:cs="Arial"/>
           <w:color w:val="000000"/>
         </w:rPr>
-        <w:t xml:space="preserve">„Tiekėjų kvalifikacijos reikalavimai ir reikalavimai laikytis aplinkos apsaugos vadybos sistemų standartų“ </w:t>
+        <w:t xml:space="preserve">„Tiekėjų kvalifikacijos reikalavimai ir reikalaujami aplinkos apsaugos vadybos sistemų standartai“ </w:t>
       </w:r>
       <w:r>
         <w:rPr>

--- a/PP-salygos/templates/DPSK_LT_SALYGOS.docx
+++ b/PP-salygos/templates/DPSK_LT_SALYGOS.docx
@@ -20523,7 +20523,7 @@
               <w:rPr>
                 <w:rFonts w:ascii="Arial" w:hAnsi="Arial" w:cs="Arial"/>
               </w:rPr>
-              <w:t xml:space="preserve">(Užpildyti </w:t>
+              <w:t xml:space="preserve">Užpildyti </w:t>
             </w:r>
             <w:r>
               <w:rPr>
@@ -20542,7 +20542,7 @@
               <w:rPr>
                 <w:rFonts w:ascii="Arial" w:hAnsi="Arial" w:cs="Arial"/>
               </w:rPr>
-              <w:t>Pirkimo sąlygų 5 pried</w:t>
+              <w:t>Pirkimo sąlygų 6 pried</w:t>
             </w:r>
             <w:r>
               <w:rPr>
@@ -20635,7 +20635,7 @@
               <w:rPr>
                 <w:rFonts w:ascii="Arial" w:hAnsi="Arial" w:cs="Arial"/>
               </w:rPr>
-              <w:t>6</w:t>
+              <w:t>5</w:t>
             </w:r>
             <w:r>
               <w:rPr>
@@ -20771,7 +20771,7 @@
               <w:rPr>
                 <w:rFonts w:ascii="Arial" w:hAnsi="Arial" w:cs="Arial"/>
               </w:rPr>
-              <w:t>7.</w:t>
+              <w:t>6.</w:t>
             </w:r>
           </w:p>
         </w:tc>

--- a/PP-salygos/templates/DPSK_LT_SALYGOS.docx
+++ b/PP-salygos/templates/DPSK_LT_SALYGOS.docx
@@ -10999,20 +10999,17 @@
         <w:jc w:val="both"/>
         <w:rPr>
           <w:rFonts w:ascii="Arial" w:eastAsia="Arial" w:hAnsi="Arial" w:cs="Arial"/>
-          <w:color w:val="FF0000"/>
         </w:rPr>
       </w:pPr>
       <w:r>
         <w:rPr>
           <w:rFonts w:ascii="Arial" w:eastAsia="Arial" w:hAnsi="Arial" w:cs="Arial"/>
-          <w:color w:val="FF0000"/>
         </w:rPr>
         <w:t>8.2.</w:t>
       </w:r>
       <w:r>
         <w:rPr>
           <w:rFonts w:ascii="Arial" w:eastAsia="Arial" w:hAnsi="Arial" w:cs="Arial"/>
-          <w:color w:val="FF0000"/>
         </w:rPr>
         <w:tab/>
         <w:t>Pirkimo vykdytojas tiekėją pašalina iš pirkimo procedūros, jeigu paaiškėja, kad dėl savo veiksmų ar neveikimo prieš tokią pirkimo procedūrą ar jos metu tiekėjas atitinka bent vieną iš šių sąlygų 1 priede „Tiekėjų pašalinimo pagrindai“ nustatytų tiekėjo pašalinimo pagrindų.</w:t>
@@ -11027,20 +11024,17 @@
         <w:jc w:val="both"/>
         <w:rPr>
           <w:rFonts w:ascii="Arial" w:eastAsia="Arial" w:hAnsi="Arial" w:cs="Arial"/>
-          <w:color w:val="FF0000"/>
         </w:rPr>
       </w:pPr>
       <w:r>
         <w:rPr>
           <w:rFonts w:ascii="Arial" w:eastAsia="Arial" w:hAnsi="Arial" w:cs="Arial"/>
-          <w:color w:val="FF0000"/>
         </w:rPr>
         <w:t>8.3.</w:t>
       </w:r>
       <w:r>
         <w:rPr>
           <w:rFonts w:ascii="Arial" w:eastAsia="Arial" w:hAnsi="Arial" w:cs="Arial"/>
-          <w:color w:val="FF0000"/>
         </w:rPr>
         <w:tab/>
         <w:t>Pirkimo vykdytojas pašalina tiekėją iš pirkimo procedūros pagal VPĮ 46 straipsnio 4 ir 6 dalyse nurodytus ir šių sąlygų 1 priede „Tiekėjų pašalinimo pagrindai“ ir tuo atveju, kai jis turi įtikinamų duomenų, kad tiekėjas yra įsteigtas arba dalyvauja pirkime vietoj kito asmens, siekiant išvengti VPĮ 46 straipsnio 4 ir 6 dalyse nurodytų pašalinimo pagrindų taikymo.</w:t>
@@ -11055,23 +11049,20 @@
         <w:jc w:val="both"/>
         <w:rPr>
           <w:rFonts w:ascii="Arial" w:eastAsia="Arial" w:hAnsi="Arial" w:cs="Arial"/>
-          <w:color w:val="FF0000"/>
         </w:rPr>
       </w:pPr>
       <w:r>
         <w:rPr>
           <w:rFonts w:ascii="Arial" w:eastAsia="Arial" w:hAnsi="Arial" w:cs="Arial"/>
-          <w:color w:val="FF0000"/>
         </w:rPr>
         <w:t>8.4.</w:t>
       </w:r>
       <w:r>
         <w:rPr>
           <w:rFonts w:ascii="Arial" w:eastAsia="Arial" w:hAnsi="Arial" w:cs="Arial"/>
-          <w:color w:val="FF0000"/>
         </w:rPr>
         <w:tab/>
-        <w:t xml:space="preserve">Pirkimo vykdytojas taip pat patikrina, ar dėl ūkio subjektų, kurių pajėgumais ketina remtis tiekėjas, nėra šių sąlygų 1 priede „Tiekėjų pašalinimo pagrindai“  nustatytų pašalinimo pagrindų. Jeigu dėl ūkio subjekto yra bent vienas pašalinimo pagrindas,  pirkimo vykdytojas reikalaus per jo nustatytą terminą pakeisti jį kitu ūkio subjektu, dėl kurio nėra pašalinimo pagrindų.  Šio punkto nuostatos taikomos ir subtiekėjams, jeigu šių sąlygų 1 priede „Tiekėjų pašalinimo pagrindai“ nustatyta, kad pašalinimo pagrindai taikomi ir jiems. </w:t>
+        <w:t xml:space="preserve">Pirkimo vykdytojas taip pat patikrina, ar dėl ūkio subjektų, kurių pajėgumais ketina remtis tiekėjas, nėra šių sąlygų 1 priede „Tiekėjų pašalinimo pagrindai“ nustatytų pašalinimo pagrindų. Jeigu dėl ūkio subjekto yra bent vienas pašalinimo pagrindas, pirkimo vykdytojas reikalaus per jo nustatytą terminą pakeisti jį kitu ūkio subjektu, dėl kurio nėra pašalinimo pagrindų. Šio punkto nuostatos taikomos ir subtiekėjams, jeigu šių sąlygų 1 priede „Tiekėjų pašalinimo pagrindai“ nustatyta, kad pašalinimo pagrindai taikomi ir jiems. </w:t>
       </w:r>
     </w:p>
     <w:p>
@@ -11083,20 +11074,17 @@
         <w:jc w:val="both"/>
         <w:rPr>
           <w:rFonts w:ascii="Arial" w:eastAsia="Arial" w:hAnsi="Arial" w:cs="Arial"/>
-          <w:color w:val="FF0000"/>
         </w:rPr>
       </w:pPr>
       <w:r>
         <w:rPr>
           <w:rFonts w:ascii="Arial" w:eastAsia="Arial" w:hAnsi="Arial" w:cs="Arial"/>
-          <w:color w:val="FF0000"/>
         </w:rPr>
         <w:t>8.5.</w:t>
       </w:r>
       <w:r>
         <w:rPr>
           <w:rFonts w:ascii="Arial" w:eastAsia="Arial" w:hAnsi="Arial" w:cs="Arial"/>
-          <w:color w:val="FF0000"/>
         </w:rPr>
         <w:tab/>
         <w:t xml:space="preserve">Nepaisant </w:t>
@@ -11104,42 +11092,36 @@
       <w:r>
         <w:rPr>
           <w:rFonts w:ascii="Arial" w:eastAsia="Arial" w:hAnsi="Arial" w:cs="Arial"/>
-          <w:color w:val="FF0000"/>
         </w:rPr>
         <w:t>8</w:t>
       </w:r>
       <w:r>
         <w:rPr>
           <w:rFonts w:ascii="Arial" w:eastAsia="Arial" w:hAnsi="Arial" w:cs="Arial"/>
-          <w:color w:val="FF0000"/>
         </w:rPr>
         <w:t xml:space="preserve">.2. ir </w:t>
       </w:r>
       <w:r>
         <w:rPr>
           <w:rFonts w:ascii="Arial" w:eastAsia="Arial" w:hAnsi="Arial" w:cs="Arial"/>
-          <w:color w:val="FF0000"/>
         </w:rPr>
         <w:t>8</w:t>
       </w:r>
       <w:r>
         <w:rPr>
           <w:rFonts w:ascii="Arial" w:eastAsia="Arial" w:hAnsi="Arial" w:cs="Arial"/>
-          <w:color w:val="FF0000"/>
-        </w:rPr>
-        <w:t xml:space="preserve">.3. punktų nuostatų, tiekėjas iš pirkimo nepašalinamas VPĮ 46 straipsnio 3 ir 10  dalyse nustatytais atvejais (atsižvelgiant į VPĮ 46 straipsnio 11 ir 12 dalių nuostatas), taip pat jeigu pagal VPĮ 46 straipsnio 8 dalį vertindamas tiekėjo patikimumą pirkimo vykdytojas priėmė sprendimą, kad tiekėjo pašalinimas iš pirkimo procedūros būtų neproporcingas vertinamam tiekėjo elgesiui pirkimo vykdytojas priėmė sprendimą, kad esant nustatytam pašalinimo pagrindui pagal VPĮ 46 straipsnio 4 dalies 7 punkto c papunktį būtų reikšmingai apribota konkurencija. Priimant sprendimus dėl tiekėjo pašalinimo iš pirkimo procedūros </w:t>
+        </w:rPr>
+        <w:t xml:space="preserve">.3. punktų nuostatų, tiekėjas iš pirkimo nepašalinamas VPĮ 46 straipsnio 3 ir 10 dalyse nustatytais atvejais (atsižvelgiant į VPĮ 46 straipsnio 11 ir 12 dalių nuostatas), taip pat jeigu pagal VPĮ 46 straipsnio 8 dalį vertindamas tiekėjo patikimumą pirkimo vykdytojas priėmė sprendimą, kad tiekėjo pašalinimas iš pirkimo procedūros būtų neproporcingas vertinamam tiekėjo elgesiui pirkimo vykdytojas priėmė sprendimą, kad esant nustatytam pašalinimo pagrindui pagal VPĮ 46 straipsnio 4 dalies 7 punkto c papunktį būtų reikšmingai apribota konkurencija. Priimant sprendimus dėl tiekėjo pašalinimo iš pirkimo procedūros </w:t>
       </w:r>
       <w:r>
         <w:rPr>
           <w:rFonts w:ascii="Arial" w:eastAsia="Arial" w:hAnsi="Arial" w:cs="Arial"/>
-          <w:color w:val="FF0000"/>
         </w:rPr>
         <w:t>8</w:t>
       </w:r>
       <w:r>
         <w:rPr>
           <w:rFonts w:ascii="Arial" w:eastAsia="Arial" w:hAnsi="Arial" w:cs="Arial"/>
-          <w:color w:val="FF0000"/>
         </w:rPr>
         <w:t>.3 punkte nurodytais pašalinimo pagrindais gali būti atsižvelgiama į pagal VPĮ 52 ir 91 straipsnius arba PĮ 63 ir 99 straipsnius skelbiamą informaciją.</w:t>
       </w:r>
